--- a/MANUAL_USUARIO_SONAURA.docx
+++ b/MANUAL_USUARIO_SONAURA.docx
@@ -98,7 +98,7 @@
                 <v:stroke joinstyle="miter"/>
                 <v:path gradientshapeok="t" o:connecttype="rect"/>
               </v:shapetype>
-              <v:shape id="Cuadro de texto 11" o:spid="_x0000_s1026" type="#_x0000_t202" style="position:absolute;margin-left:3.65pt;margin-top:710.85pt;width:220.1pt;height:31.9pt;z-index:251663360;visibility:visible;mso-wrap-style:square;mso-width-percent:0;mso-height-percent:0;mso-wrap-distance-left:9pt;mso-wrap-distance-top:0;mso-wrap-distance-right:9pt;mso-wrap-distance-bottom:0;mso-position-horizontal:absolute;mso-position-horizontal-relative:page;mso-position-vertical:absolute;mso-position-vertical-relative:text;mso-width-percent:0;mso-height-percent:0;mso-width-relative:margin;mso-height-relative:margin;v-text-anchor:top" o:gfxdata="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" filled="f" stroked="f" strokeweight="1pt">
+              <v:shape id="Cuadro de texto 11" o:spid="_x0000_s1026" type="#_x0000_t202" style="position:absolute;margin-left:3.65pt;margin-top:710.85pt;width:220.1pt;height:31.9pt;z-index:251663360;visibility:visible;mso-wrap-style:square;mso-width-percent:0;mso-height-percent:0;mso-wrap-distance-left:9pt;mso-wrap-distance-top:0;mso-wrap-distance-right:9pt;mso-wrap-distance-bottom:0;mso-position-horizontal:absolute;mso-position-horizontal-relative:page;mso-position-vertical:absolute;mso-position-vertical-relative:text;mso-width-percent:0;mso-height-percent:0;mso-width-relative:margin;mso-height-relative:margin;v-text-anchor:top" o:gfxdata="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" filled="f" stroked="f" strokeweight="1pt">
                 <v:textbox>
                   <w:txbxContent>
                     <w:p>
@@ -227,7 +227,7 @@
           </mc:Choice>
           <mc:Fallback>
             <w:pict>
-              <v:shape w14:anchorId="5D5AE6B8" id="_x0000_s1027" type="#_x0000_t202" style="position:absolute;margin-left:3.6pt;margin-top:722.1pt;width:7in;height:37.35pt;z-index:251661312;visibility:visible;mso-wrap-style:square;mso-width-percent:0;mso-height-percent:0;mso-wrap-distance-left:9pt;mso-wrap-distance-top:0;mso-wrap-distance-right:9pt;mso-wrap-distance-bottom:0;mso-position-horizontal:absolute;mso-position-horizontal-relative:page;mso-position-vertical:absolute;mso-position-vertical-relative:text;mso-width-percent:0;mso-height-percent:0;mso-width-relative:margin;mso-height-relative:margin;v-text-anchor:top" o:gfxdata="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" filled="f" stroked="f" strokeweight="1pt">
+              <v:shape w14:anchorId="5D5AE6B8" id="_x0000_s1027" type="#_x0000_t202" style="position:absolute;margin-left:3.6pt;margin-top:722.1pt;width:7in;height:37.35pt;z-index:251661312;visibility:visible;mso-wrap-style:square;mso-width-percent:0;mso-height-percent:0;mso-wrap-distance-left:9pt;mso-wrap-distance-top:0;mso-wrap-distance-right:9pt;mso-wrap-distance-bottom:0;mso-position-horizontal:absolute;mso-position-horizontal-relative:page;mso-position-vertical:absolute;mso-position-vertical-relative:text;mso-width-percent:0;mso-height-percent:0;mso-width-relative:margin;mso-height-relative:margin;v-text-anchor:top" o:gfxdata="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" filled="f" stroked="f" strokeweight="1pt">
                 <v:textbox>
                   <w:txbxContent>
                     <w:p>
@@ -475,8 +475,8 @@
           </mc:Choice>
           <mc:Fallback>
             <w:pict>
-              <v:group w14:anchorId="3C09C078" id="Grupo 79" o:spid="_x0000_s1028" style="position:absolute;margin-left:-35pt;margin-top:-6.6pt;width:653.25pt;height:868.95pt;z-index:251659264;mso-position-horizontal-relative:page;mso-position-vertical-relative:page" coordsize="68580,91440" o:gfxdata="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">
-                <v:rect id="Rectángulo 33" o:spid="_x0000_s1029" style="position:absolute;left:2286;width:66294;height:91440;visibility:visible;mso-wrap-style:square;v-text-anchor:bottom" o:gfxdata="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" fillcolor="black [3213]" stroked="f" strokeweight="1pt">
+              <v:group w14:anchorId="3C09C078" id="Grupo 79" o:spid="_x0000_s1028" style="position:absolute;margin-left:-35pt;margin-top:-6.6pt;width:653.25pt;height:868.95pt;z-index:251659264;mso-position-horizontal-relative:page;mso-position-vertical-relative:page" coordsize="68580,91440" o:gfxdata="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">
+                <v:rect id="Rectángulo 33" o:spid="_x0000_s1029" style="position:absolute;left:2286;width:66294;height:91440;visibility:visible;mso-wrap-style:square;v-text-anchor:bottom" o:gfxdata="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" fillcolor="black [3213]" stroked="f" strokeweight="1pt">
                   <v:textbox inset="36pt,1in,1in,208.8pt">
                     <w:txbxContent>
                       <w:sdt>
@@ -556,7 +556,7 @@
                     </w:txbxContent>
                   </v:textbox>
                 </v:rect>
-                <v:rect id="Rectángulo 34" o:spid="_x0000_s1030" style="position:absolute;width:2286;height:91440;visibility:visible;mso-wrap-style:square;v-text-anchor:middle" o:gfxdata="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" fillcolor="gray [1629]" stroked="f" strokeweight="1pt"/>
+                <v:rect id="Rectángulo 34" o:spid="_x0000_s1030" style="position:absolute;width:2286;height:91440;visibility:visible;mso-wrap-style:square;v-text-anchor:middle" o:gfxdata="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" fillcolor="gray [1629]" stroked="f" strokeweight="1pt"/>
                 <w10:wrap anchorx="page" anchory="page"/>
               </v:group>
             </w:pict>
@@ -1832,25 +1832,7 @@
           <w:b/>
           <w:color w:val="1B1C1D"/>
         </w:rPr>
-        <w:t>"</w:t>
-      </w:r>
-      <w:proofErr w:type="spellStart"/>
-      <w:r>
-        <w:rPr>
-          <w:rFonts w:ascii="Google Sans Text" w:eastAsia="Google Sans Text" w:hAnsi="Google Sans Text" w:cs="Google Sans Text"/>
-          <w:b/>
-          <w:color w:val="1B1C1D"/>
-        </w:rPr>
-        <w:t>Login</w:t>
-      </w:r>
-      <w:proofErr w:type="spellEnd"/>
-      <w:r>
-        <w:rPr>
-          <w:rFonts w:ascii="Google Sans Text" w:eastAsia="Google Sans Text" w:hAnsi="Google Sans Text" w:cs="Google Sans Text"/>
-          <w:b/>
-          <w:color w:val="1B1C1D"/>
-        </w:rPr>
-        <w:t>"</w:t>
+        <w:t>"Login"</w:t>
       </w:r>
       <w:r>
         <w:rPr>
@@ -2049,94 +2031,18 @@
           <w:rFonts w:ascii="Google Sans Text" w:eastAsia="Google Sans Text" w:hAnsi="Google Sans Text" w:cs="Google Sans Text"/>
           <w:color w:val="1B1C1D"/>
         </w:rPr>
-        <w:t>En caso de que olvides tu contraseña, puedes recuperarla fácilmente:</w:t>
+        <w:t xml:space="preserve">En caso de que olvides tu contraseña, </w:t>
+      </w:r>
+      <w:r>
+        <w:rPr>
+          <w:rFonts w:ascii="Google Sans Text" w:eastAsia="Google Sans Text" w:hAnsi="Google Sans Text" w:cs="Google Sans Text"/>
+          <w:color w:val="1B1C1D"/>
+        </w:rPr>
+        <w:t>contacta con el soporte.</w:t>
       </w:r>
     </w:p>
     <w:p>
       <w:pPr>
-        <w:widowControl w:val="0"/>
-        <w:numPr>
-          <w:ilvl w:val="0"/>
-          <w:numId w:val="12"/>
-        </w:numPr>
-        <w:pBdr>
-          <w:top w:val="nil"/>
-          <w:left w:val="nil"/>
-          <w:bottom w:val="nil"/>
-          <w:right w:val="nil"/>
-          <w:between w:val="nil"/>
-        </w:pBdr>
-        <w:spacing w:after="0" w:line="275" w:lineRule="auto"/>
-      </w:pPr>
-      <w:r>
-        <w:rPr>
-          <w:rFonts w:ascii="Google Sans Text" w:eastAsia="Google Sans Text" w:hAnsi="Google Sans Text" w:cs="Google Sans Text"/>
-          <w:color w:val="1B1C1D"/>
-        </w:rPr>
-        <w:t xml:space="preserve">En la página de inicio de sesión, selecciona la opción </w:t>
-      </w:r>
-      <w:r>
-        <w:rPr>
-          <w:rFonts w:ascii="Google Sans Text" w:eastAsia="Google Sans Text" w:hAnsi="Google Sans Text" w:cs="Google Sans Text"/>
-          <w:b/>
-          <w:color w:val="1B1C1D"/>
-        </w:rPr>
-        <w:t>"¿Olvidó su contraseña?"</w:t>
-      </w:r>
-      <w:r>
-        <w:rPr>
-          <w:rFonts w:ascii="Google Sans Text" w:eastAsia="Google Sans Text" w:hAnsi="Google Sans Text" w:cs="Google Sans Text"/>
-          <w:color w:val="1B1C1D"/>
-        </w:rPr>
-        <w:t>.</w:t>
-      </w:r>
-    </w:p>
-    <w:p>
-      <w:pPr>
-        <w:widowControl w:val="0"/>
-        <w:numPr>
-          <w:ilvl w:val="0"/>
-          <w:numId w:val="12"/>
-        </w:numPr>
-        <w:pBdr>
-          <w:top w:val="nil"/>
-          <w:left w:val="nil"/>
-          <w:bottom w:val="nil"/>
-          <w:right w:val="nil"/>
-          <w:between w:val="nil"/>
-        </w:pBdr>
-        <w:spacing w:after="0" w:line="275" w:lineRule="auto"/>
-      </w:pPr>
-      <w:r>
-        <w:rPr>
-          <w:rFonts w:ascii="Google Sans Text" w:eastAsia="Google Sans Text" w:hAnsi="Google Sans Text" w:cs="Google Sans Text"/>
-          <w:color w:val="1B1C1D"/>
-        </w:rPr>
-        <w:t xml:space="preserve">Ingresa tu </w:t>
-      </w:r>
-      <w:r>
-        <w:rPr>
-          <w:rFonts w:ascii="Google Sans Text" w:eastAsia="Google Sans Text" w:hAnsi="Google Sans Text" w:cs="Google Sans Text"/>
-          <w:b/>
-          <w:color w:val="1B1C1D"/>
-        </w:rPr>
-        <w:t>correo electrónico</w:t>
-      </w:r>
-      <w:r>
-        <w:rPr>
-          <w:rFonts w:ascii="Google Sans Text" w:eastAsia="Google Sans Text" w:hAnsi="Google Sans Text" w:cs="Google Sans Text"/>
-          <w:color w:val="1B1C1D"/>
-        </w:rPr>
-        <w:t xml:space="preserve"> asociado a tu cuenta.</w:t>
-      </w:r>
-    </w:p>
-    <w:p>
-      <w:pPr>
-        <w:widowControl w:val="0"/>
-        <w:numPr>
-          <w:ilvl w:val="0"/>
-          <w:numId w:val="12"/>
-        </w:numPr>
         <w:pBdr>
           <w:top w:val="nil"/>
           <w:left w:val="nil"/>
@@ -2146,28 +2052,6 @@
         </w:pBdr>
         <w:spacing w:after="120" w:line="275" w:lineRule="auto"/>
       </w:pPr>
-      <w:r>
-        <w:rPr>
-          <w:rFonts w:ascii="Google Sans Text" w:eastAsia="Google Sans Text" w:hAnsi="Google Sans Text" w:cs="Google Sans Text"/>
-          <w:color w:val="1B1C1D"/>
-        </w:rPr>
-        <w:t xml:space="preserve">Recibirás un </w:t>
-      </w:r>
-      <w:r>
-        <w:rPr>
-          <w:rFonts w:ascii="Google Sans Text" w:eastAsia="Google Sans Text" w:hAnsi="Google Sans Text" w:cs="Google Sans Text"/>
-          <w:b/>
-          <w:color w:val="1B1C1D"/>
-        </w:rPr>
-        <w:t>código especial por correo electrónico</w:t>
-      </w:r>
-      <w:r>
-        <w:rPr>
-          <w:rFonts w:ascii="Google Sans Text" w:eastAsia="Google Sans Text" w:hAnsi="Google Sans Text" w:cs="Google Sans Text"/>
-          <w:color w:val="1B1C1D"/>
-        </w:rPr>
-        <w:t xml:space="preserve"> que te permitirá establecer una nueva contraseña.</w:t>
-      </w:r>
     </w:p>
     <w:p>
       <w:pPr>
@@ -2182,7 +2066,7 @@
       </w:pPr>
       <w:r>
         <w:rPr>
-          <w:rFonts w:ascii="Apple Color Emoji" w:eastAsia="Google Sans" w:hAnsi="Apple Color Emoji" w:cs="Apple Color Emoji"/>
+          <w:rFonts w:ascii="Segoe UI Emoji" w:eastAsia="Google Sans" w:hAnsi="Segoe UI Emoji" w:cs="Segoe UI Emoji"/>
           <w:b/>
           <w:color w:val="1B1C1D"/>
           <w:sz w:val="30"/>
@@ -2395,23 +2279,13 @@
         </w:pBdr>
         <w:spacing w:after="120" w:line="275" w:lineRule="auto"/>
       </w:pPr>
-      <w:proofErr w:type="spellStart"/>
       <w:r>
         <w:rPr>
           <w:rFonts w:ascii="Google Sans Text" w:eastAsia="Google Sans Text" w:hAnsi="Google Sans Text" w:cs="Google Sans Text"/>
           <w:b/>
           <w:color w:val="1B1C1D"/>
         </w:rPr>
-        <w:t>Login</w:t>
-      </w:r>
-      <w:proofErr w:type="spellEnd"/>
-      <w:r>
-        <w:rPr>
-          <w:rFonts w:ascii="Google Sans Text" w:eastAsia="Google Sans Text" w:hAnsi="Google Sans Text" w:cs="Google Sans Text"/>
-          <w:b/>
-          <w:color w:val="1B1C1D"/>
-        </w:rPr>
-        <w:t>/Registro</w:t>
+        <w:t>Login/Registro</w:t>
       </w:r>
       <w:r>
         <w:rPr>
@@ -4467,7 +4341,6 @@
         </w:pBdr>
         <w:spacing w:after="120" w:line="275" w:lineRule="auto"/>
       </w:pPr>
-      <w:proofErr w:type="spellStart"/>
       <w:r>
         <w:rPr>
           <w:rFonts w:ascii="Google Sans Text" w:eastAsia="Google Sans Text" w:hAnsi="Google Sans Text" w:cs="Google Sans Text"/>
@@ -4484,7 +4357,6 @@
         </w:rPr>
         <w:t>s</w:t>
       </w:r>
-      <w:proofErr w:type="spellEnd"/>
       <w:r>
         <w:rPr>
           <w:rFonts w:ascii="Google Sans Text" w:eastAsia="Google Sans Text" w:hAnsi="Google Sans Text" w:cs="Google Sans Text"/>
@@ -4762,7 +4634,6 @@
                 <w:szCs w:val="20"/>
               </w:rPr>
             </w:pPr>
-            <w:proofErr w:type="spellStart"/>
             <w:r>
               <w:rPr>
                 <w:rFonts w:ascii="Google Sans Text" w:eastAsia="Google Sans Text" w:hAnsi="Google Sans Text" w:cs="Google Sans Text"/>
@@ -4773,7 +4644,6 @@
               </w:rPr>
               <w:t>Frontend</w:t>
             </w:r>
-            <w:proofErr w:type="spellEnd"/>
           </w:p>
         </w:tc>
         <w:tc>
@@ -4858,7 +4728,6 @@
                 <w:szCs w:val="20"/>
               </w:rPr>
             </w:pPr>
-            <w:proofErr w:type="spellStart"/>
             <w:r>
               <w:rPr>
                 <w:rFonts w:ascii="Google Sans Text" w:eastAsia="Google Sans Text" w:hAnsi="Google Sans Text" w:cs="Google Sans Text"/>
@@ -4869,7 +4738,6 @@
               </w:rPr>
               <w:t>Backend</w:t>
             </w:r>
-            <w:proofErr w:type="spellEnd"/>
           </w:p>
         </w:tc>
         <w:tc>
@@ -5007,7 +4875,7 @@
                 <w:sz w:val="20"/>
                 <w:szCs w:val="20"/>
               </w:rPr>
-              <w:t>Es el repositorio central donde se almacena toda la información de SONAURA.</w:t>
+              <w:t>Es donde se almacena toda la información de SONAURA.</w:t>
             </w:r>
           </w:p>
         </w:tc>
@@ -5142,7 +5010,6 @@
                 <w:szCs w:val="20"/>
               </w:rPr>
             </w:pPr>
-            <w:proofErr w:type="spellStart"/>
             <w:r>
               <w:rPr>
                 <w:rFonts w:ascii="Google Sans Text" w:eastAsia="Google Sans Text" w:hAnsi="Google Sans Text" w:cs="Google Sans Text"/>
@@ -5153,7 +5020,6 @@
               </w:rPr>
               <w:t>Login</w:t>
             </w:r>
-            <w:proofErr w:type="spellEnd"/>
           </w:p>
         </w:tc>
         <w:tc>
